--- a/docs/Deliverables/Development Tools.docx
+++ b/docs/Deliverables/Development Tools.docx
@@ -216,7 +216,7 @@
         </w:trPr>
         <w:tc>
           <w:tcPr>
-            <w:tcW w:w="2902" w:type="dxa"/>
+            <w:tcW w:w="3000" w:type="dxa"/>
             <w:tcBorders>
               <w:bottom w:val="single" w:color="000000" w:sz="4" w:space="0"/>
             </w:tcBorders>
@@ -267,7 +267,7 @@
         </w:tc>
         <w:tc>
           <w:tcPr>
-            <w:tcW w:w="2475" w:type="dxa"/>
+            <w:tcW w:w="2542" w:type="dxa"/>
           </w:tcPr>
           <w:p>
             <w:pPr>
@@ -315,7 +315,7 @@
         </w:tc>
         <w:tc>
           <w:tcPr>
-            <w:tcW w:w="3335" w:type="dxa"/>
+            <w:tcW w:w="3458" w:type="dxa"/>
           </w:tcPr>
           <w:p>
             <w:pPr>
@@ -384,7 +384,7 @@
         </w:trPr>
         <w:tc>
           <w:tcPr>
-            <w:tcW w:w="2902" w:type="dxa"/>
+            <w:tcW w:w="3000" w:type="dxa"/>
             <w:tcBorders>
               <w:top w:val="single" w:color="000000" w:sz="4" w:space="0"/>
               <w:left w:val="single" w:color="000000" w:sz="4" w:space="0"/>
@@ -440,7 +440,7 @@
         </w:tc>
         <w:tc>
           <w:tcPr>
-            <w:tcW w:w="2475" w:type="dxa"/>
+            <w:tcW w:w="2542" w:type="dxa"/>
             <w:tcBorders>
               <w:left w:val="single" w:color="000000" w:sz="4" w:space="0"/>
             </w:tcBorders>
@@ -493,7 +493,7 @@
         </w:tc>
         <w:tc>
           <w:tcPr>
-            <w:tcW w:w="3335" w:type="dxa"/>
+            <w:tcW w:w="3458" w:type="dxa"/>
             <w:vAlign w:val="top"/>
           </w:tcPr>
           <w:p>
@@ -564,7 +564,7 @@
         </w:trPr>
         <w:tc>
           <w:tcPr>
-            <w:tcW w:w="2902" w:type="dxa"/>
+            <w:tcW w:w="3000" w:type="dxa"/>
             <w:tcBorders>
               <w:top w:val="nil"/>
               <w:left w:val="single" w:color="000000" w:sz="4" w:space="0"/>
@@ -608,7 +608,7 @@
         </w:tc>
         <w:tc>
           <w:tcPr>
-            <w:tcW w:w="2475" w:type="dxa"/>
+            <w:tcW w:w="2542" w:type="dxa"/>
             <w:tcBorders>
               <w:left w:val="single" w:color="000000" w:sz="4" w:space="0"/>
             </w:tcBorders>
@@ -661,7 +661,7 @@
         </w:tc>
         <w:tc>
           <w:tcPr>
-            <w:tcW w:w="3335" w:type="dxa"/>
+            <w:tcW w:w="3458" w:type="dxa"/>
             <w:vAlign w:val="top"/>
           </w:tcPr>
           <w:p>
@@ -857,7 +857,7 @@
                 <w:sz w:val="22"/>
                 <w:szCs w:val="22"/>
               </w:rPr>
-              <w:t>Used for processing sensor history, training the Isolation Forest model, and running Water Quality Anomaly Detection.</w:t>
+              <w:t>Supports sensor-history processing and offline model training; the deployed Python Cloud Function loads the trained Isolation Forest model to analyze recent Firestore sensor history.</w:t>
             </w:r>
           </w:p>
         </w:tc>
@@ -884,7 +884,7 @@
         </w:trPr>
         <w:tc>
           <w:tcPr>
-            <w:tcW w:w="2902" w:type="dxa"/>
+            <w:tcW w:w="3000" w:type="dxa"/>
             <w:tcBorders>
               <w:top w:val="single" w:color="000000" w:sz="4" w:space="0"/>
               <w:left w:val="single" w:color="000000" w:sz="4" w:space="0"/>
@@ -938,7 +938,7 @@
         </w:tc>
         <w:tc>
           <w:tcPr>
-            <w:tcW w:w="2475" w:type="dxa"/>
+            <w:tcW w:w="2542" w:type="dxa"/>
             <w:tcBorders>
               <w:left w:val="single" w:color="000000" w:sz="4" w:space="0"/>
             </w:tcBorders>
@@ -989,7 +989,7 @@
         </w:tc>
         <w:tc>
           <w:tcPr>
-            <w:tcW w:w="3335" w:type="dxa"/>
+            <w:tcW w:w="3458" w:type="dxa"/>
           </w:tcPr>
           <w:p>
             <w:pPr>
@@ -1031,7 +1031,7 @@
                 <w:vertAlign w:val="baseline"/>
                 <w:lang w:val="en-US"/>
               </w:rPr>
-              <w:t>Used for creating the cross-platform mobile application interface and functionalities</w:t>
+              <w:t>Used with Dart to build the CrayCare application interface and app features.</w:t>
             </w:r>
           </w:p>
         </w:tc>
@@ -1058,7 +1058,7 @@
         </w:trPr>
         <w:tc>
           <w:tcPr>
-            <w:tcW w:w="2902" w:type="dxa"/>
+            <w:tcW w:w="3000" w:type="dxa"/>
             <w:tcBorders>
               <w:top w:val="single" w:color="000000" w:sz="4" w:space="0"/>
               <w:left w:val="single" w:color="000000" w:sz="4" w:space="0"/>
@@ -1116,7 +1116,7 @@
         </w:tc>
         <w:tc>
           <w:tcPr>
-            <w:tcW w:w="2475" w:type="dxa"/>
+            <w:tcW w:w="2542" w:type="dxa"/>
             <w:tcBorders>
               <w:left w:val="single" w:color="000000" w:sz="4" w:space="0"/>
             </w:tcBorders>
@@ -1169,7 +1169,7 @@
         </w:tc>
         <w:tc>
           <w:tcPr>
-            <w:tcW w:w="3335" w:type="dxa"/>
+            <w:tcW w:w="3458" w:type="dxa"/>
             <w:vAlign w:val="top"/>
           </w:tcPr>
           <w:p>
@@ -1242,7 +1242,7 @@
         </w:trPr>
         <w:tc>
           <w:tcPr>
-            <w:tcW w:w="2902" w:type="dxa"/>
+            <w:tcW w:w="3000" w:type="dxa"/>
             <w:tcBorders>
               <w:top w:val="single" w:color="000000" w:sz="4" w:space="0"/>
               <w:left w:val="single" w:color="000000" w:sz="4" w:space="0"/>
@@ -1296,7 +1296,7 @@
         </w:tc>
         <w:tc>
           <w:tcPr>
-            <w:tcW w:w="2475" w:type="dxa"/>
+            <w:tcW w:w="2542" w:type="dxa"/>
             <w:tcBorders>
               <w:left w:val="single" w:color="000000" w:sz="4" w:space="0"/>
             </w:tcBorders>
@@ -1347,49 +1347,15 @@
         </w:tc>
         <w:tc>
           <w:tcPr>
-            <w:tcW w:w="3335" w:type="dxa"/>
-          </w:tcPr>
-          <w:p>
-            <w:pPr>
-              <w:keepLines w:val="0"/>
-              <w:widowControl/>
-              <w:numPr>
-                <w:ilvl w:val="0"/>
-                <w:numId w:val="0"/>
-              </w:numPr>
-              <w:kinsoku/>
-              <w:wordWrap/>
-              <w:overflowPunct/>
-              <w:topLinePunct w:val="0"/>
-              <w:autoSpaceDE/>
-              <w:autoSpaceDN/>
-              <w:bidi w:val="0"/>
-              <w:adjustRightInd/>
-              <w:snapToGrid/>
-              <w:spacing w:after="181" w:afterLines="50" w:line="240" w:lineRule="auto"/>
-              <w:jc w:val="left"/>
-              <w:textAlignment w:val="auto"/>
-              <w:rPr>
-                <w:rFonts w:hint="default" w:ascii="Arial" w:hAnsi="Arial"/>
-                <w:b w:val="0"/>
-                <w:bCs w:val="0"/>
-                <w:sz w:val="22"/>
-                <w:szCs w:val="22"/>
-                <w:vertAlign w:val="baseline"/>
-                <w:lang w:val="en-US"/>
-              </w:rPr>
-            </w:pPr>
-            <w:r>
-              <w:rPr>
-                <w:rFonts w:hint="default" w:ascii="Arial" w:hAnsi="Arial"/>
-                <w:b w:val="0"/>
-                <w:bCs w:val="0"/>
-                <w:sz w:val="22"/>
-                <w:szCs w:val="22"/>
-                <w:vertAlign w:val="baseline"/>
-                <w:lang w:val="en-US"/>
-              </w:rPr>
-              <w:t>Used for editing, organizing, and debugging the mobile application source code</w:t>
+            <w:tcW w:w="3458" w:type="dxa"/>
+          </w:tcPr>
+          <w:p>
+            <w:pPr>
+              <w:widowControl w:val="0"/>
+              <w:jc w:val="both"/>
+            </w:pPr>
+            <w:r>
+              <w:t>Used for editing, organizing, and debugging the Flutter mobile application and ESP32 firmware source code.</w:t>
             </w:r>
           </w:p>
         </w:tc>
@@ -1418,9 +1384,9 @@
           <w:tcPr>
             <w:tcW w:w="3000" w:type="dxa"/>
             <w:tcBorders>
-              <w:top w:val="single" w:color="000000" w:sz="4" w:space="0"/>
+              <w:top w:val="nil"/>
               <w:left w:val="single" w:color="000000" w:sz="4" w:space="0"/>
-              <w:bottom w:val="nil"/>
+              <w:bottom w:val="single" w:color="000000" w:sz="4" w:space="0"/>
               <w:right w:val="single" w:color="000000" w:sz="4" w:space="0"/>
             </w:tcBorders>
             <w:vAlign w:val="top"/>
@@ -1458,7 +1424,7 @@
                 <w:szCs w:val="22"/>
                 <w:rtl w:val="0"/>
               </w:rPr>
-              <w:t>Design Tools</w:t>
+              <w:t xml:space="preserve"> </w:t>
             </w:r>
           </w:p>
         </w:tc>
@@ -1503,7 +1469,7 @@
                 <w:szCs w:val="22"/>
                 <w:rtl w:val="0"/>
               </w:rPr>
-              <w:t>Figma</w:t>
+              <w:t>Canva</w:t>
             </w:r>
           </w:p>
         </w:tc>
@@ -1545,7 +1511,7 @@
                 <w:szCs w:val="22"/>
                 <w:rtl w:val="0"/>
               </w:rPr>
-              <w:t>Used to create UI/UX prototypes and interactive wireframes.</w:t>
+              <w:t>Used for visual assets, infographics, and system documentation.</w:t>
             </w:r>
           </w:p>
         </w:tc>
@@ -1574,17 +1540,20 @@
           <w:tcPr>
             <w:tcW w:w="3000" w:type="dxa"/>
             <w:tcBorders>
-              <w:top w:val="nil"/>
+              <w:top w:val="single" w:color="000000" w:sz="4" w:space="0"/>
               <w:left w:val="single" w:color="000000" w:sz="4" w:space="0"/>
               <w:bottom w:val="single" w:color="000000" w:sz="4" w:space="0"/>
               <w:right w:val="single" w:color="000000" w:sz="4" w:space="0"/>
             </w:tcBorders>
-            <w:vAlign w:val="top"/>
-          </w:tcPr>
-          <w:p>
-            <w:pPr>
-              <w:keepLines w:val="0"/>
-              <w:widowControl/>
+          </w:tcPr>
+          <w:p>
+            <w:pPr>
+              <w:keepLines w:val="0"/>
+              <w:widowControl/>
+              <w:numPr>
+                <w:ilvl w:val="0"/>
+                <w:numId w:val="0"/>
+              </w:numPr>
               <w:kinsoku/>
               <w:wordWrap/>
               <w:overflowPunct/>
@@ -1609,12 +1578,15 @@
             </w:pPr>
             <w:r>
               <w:rPr>
-                <w:rFonts w:ascii="Arial" w:hAnsi="Arial" w:eastAsia="Arial" w:cs="Arial"/>
-                <w:sz w:val="22"/>
-                <w:szCs w:val="22"/>
-                <w:rtl w:val="0"/>
-              </w:rPr>
-              <w:t xml:space="preserve"> </w:t>
+                <w:rFonts w:hint="default" w:ascii="Arial" w:hAnsi="Arial"/>
+                <w:b w:val="0"/>
+                <w:bCs w:val="0"/>
+                <w:sz w:val="22"/>
+                <w:szCs w:val="22"/>
+                <w:vertAlign w:val="baseline"/>
+                <w:lang w:val="en-US"/>
+              </w:rPr>
+              <w:t>Microcontroller</w:t>
             </w:r>
           </w:p>
         </w:tc>
@@ -1624,12 +1596,63 @@
             <w:tcBorders>
               <w:left w:val="single" w:color="000000" w:sz="4" w:space="0"/>
             </w:tcBorders>
-            <w:vAlign w:val="top"/>
-          </w:tcPr>
-          <w:p>
-            <w:pPr>
-              <w:keepLines w:val="0"/>
-              <w:widowControl/>
+          </w:tcPr>
+          <w:p>
+            <w:pPr>
+              <w:keepLines w:val="0"/>
+              <w:widowControl/>
+              <w:numPr>
+                <w:ilvl w:val="0"/>
+                <w:numId w:val="0"/>
+              </w:numPr>
+              <w:kinsoku/>
+              <w:wordWrap/>
+              <w:overflowPunct/>
+              <w:topLinePunct w:val="0"/>
+              <w:autoSpaceDE/>
+              <w:autoSpaceDN/>
+              <w:bidi w:val="0"/>
+              <w:adjustRightInd/>
+              <w:snapToGrid/>
+              <w:spacing w:after="181" w:afterLines="50" w:line="240" w:lineRule="auto"/>
+              <w:jc w:val="both"/>
+              <w:textAlignment w:val="auto"/>
+              <w:rPr>
+                <w:rFonts w:hint="default" w:ascii="Arial" w:hAnsi="Arial"/>
+                <w:b w:val="0"/>
+                <w:bCs w:val="0"/>
+                <w:sz w:val="22"/>
+                <w:szCs w:val="22"/>
+                <w:vertAlign w:val="baseline"/>
+                <w:lang w:val="en-US"/>
+              </w:rPr>
+            </w:pPr>
+            <w:r>
+              <w:rPr>
+                <w:rFonts w:hint="default" w:ascii="Arial" w:hAnsi="Arial"/>
+                <w:b w:val="0"/>
+                <w:bCs w:val="0"/>
+                <w:sz w:val="22"/>
+                <w:szCs w:val="22"/>
+                <w:vertAlign w:val="baseline"/>
+                <w:lang w:val="en-US"/>
+              </w:rPr>
+              <w:t>ESP32</w:t>
+            </w:r>
+          </w:p>
+        </w:tc>
+        <w:tc>
+          <w:tcPr>
+            <w:tcW w:w="3458" w:type="dxa"/>
+          </w:tcPr>
+          <w:p>
+            <w:pPr>
+              <w:keepLines w:val="0"/>
+              <w:widowControl/>
+              <w:numPr>
+                <w:ilvl w:val="0"/>
+                <w:numId w:val="0"/>
+              </w:numPr>
               <w:kinsoku/>
               <w:wordWrap/>
               <w:overflowPunct/>
@@ -1654,54 +1677,15 @@
             </w:pPr>
             <w:r>
               <w:rPr>
-                <w:rFonts w:ascii="Arial" w:hAnsi="Arial" w:eastAsia="Arial" w:cs="Arial"/>
-                <w:sz w:val="22"/>
-                <w:szCs w:val="22"/>
-                <w:rtl w:val="0"/>
-              </w:rPr>
-              <w:t>Canva</w:t>
-            </w:r>
-          </w:p>
-        </w:tc>
-        <w:tc>
-          <w:tcPr>
-            <w:tcW w:w="3458" w:type="dxa"/>
-            <w:vAlign w:val="top"/>
-          </w:tcPr>
-          <w:p>
-            <w:pPr>
-              <w:keepLines w:val="0"/>
-              <w:widowControl/>
-              <w:kinsoku/>
-              <w:wordWrap/>
-              <w:overflowPunct/>
-              <w:topLinePunct w:val="0"/>
-              <w:autoSpaceDE/>
-              <w:autoSpaceDN/>
-              <w:bidi w:val="0"/>
-              <w:adjustRightInd/>
-              <w:snapToGrid/>
-              <w:spacing w:after="181" w:afterLines="50" w:line="240" w:lineRule="auto"/>
-              <w:jc w:val="left"/>
-              <w:textAlignment w:val="auto"/>
-              <w:rPr>
-                <w:rFonts w:hint="default" w:ascii="Arial" w:hAnsi="Arial"/>
-                <w:b w:val="0"/>
-                <w:bCs w:val="0"/>
-                <w:sz w:val="22"/>
-                <w:szCs w:val="22"/>
-                <w:vertAlign w:val="baseline"/>
-                <w:lang w:val="en-US"/>
-              </w:rPr>
-            </w:pPr>
-            <w:r>
-              <w:rPr>
-                <w:rFonts w:ascii="Arial" w:hAnsi="Arial" w:eastAsia="Arial" w:cs="Arial"/>
-                <w:sz w:val="22"/>
-                <w:szCs w:val="22"/>
-                <w:rtl w:val="0"/>
-              </w:rPr>
-              <w:t>Used for visual assets, infographics, and system documentation.</w:t>
+                <w:rFonts w:hint="default" w:ascii="Arial" w:hAnsi="Arial"/>
+                <w:b w:val="0"/>
+                <w:bCs w:val="0"/>
+                <w:sz w:val="22"/>
+                <w:szCs w:val="22"/>
+                <w:vertAlign w:val="baseline"/>
+                <w:lang w:val="en-US"/>
+              </w:rPr>
+              <w:t>Serves as the main processing unit for sensor monitoring, Wi-Fi communication, and automated hardware control</w:t>
             </w:r>
           </w:p>
         </w:tc>
@@ -1776,7 +1760,7 @@
                 <w:vertAlign w:val="baseline"/>
                 <w:lang w:val="en-US"/>
               </w:rPr>
-              <w:t>Microcontroller</w:t>
+              <w:t>Cloud Database Platform</w:t>
             </w:r>
           </w:p>
         </w:tc>
@@ -1805,29 +1789,29 @@
               <w:adjustRightInd/>
               <w:snapToGrid/>
               <w:spacing w:after="181" w:afterLines="50" w:line="240" w:lineRule="auto"/>
-              <w:jc w:val="both"/>
-              <w:textAlignment w:val="auto"/>
-              <w:rPr>
-                <w:rFonts w:hint="default" w:ascii="Arial" w:hAnsi="Arial"/>
-                <w:b w:val="0"/>
-                <w:bCs w:val="0"/>
-                <w:sz w:val="22"/>
-                <w:szCs w:val="22"/>
-                <w:vertAlign w:val="baseline"/>
-                <w:lang w:val="en-US"/>
-              </w:rPr>
-            </w:pPr>
-            <w:r>
-              <w:rPr>
-                <w:rFonts w:hint="default" w:ascii="Arial" w:hAnsi="Arial"/>
-                <w:b w:val="0"/>
-                <w:bCs w:val="0"/>
-                <w:sz w:val="22"/>
-                <w:szCs w:val="22"/>
-                <w:vertAlign w:val="baseline"/>
-                <w:lang w:val="en-US"/>
-              </w:rPr>
-              <w:t>ESP32</w:t>
+              <w:jc w:val="left"/>
+              <w:textAlignment w:val="auto"/>
+              <w:rPr>
+                <w:rFonts w:hint="default" w:ascii="Arial" w:hAnsi="Arial"/>
+                <w:b w:val="0"/>
+                <w:bCs w:val="0"/>
+                <w:sz w:val="22"/>
+                <w:szCs w:val="22"/>
+                <w:vertAlign w:val="baseline"/>
+                <w:lang w:val="en-US"/>
+              </w:rPr>
+            </w:pPr>
+            <w:r>
+              <w:rPr>
+                <w:rFonts w:hint="default" w:ascii="Arial" w:hAnsi="Arial"/>
+                <w:b w:val="0"/>
+                <w:bCs w:val="0"/>
+                <w:sz w:val="22"/>
+                <w:szCs w:val="22"/>
+                <w:vertAlign w:val="baseline"/>
+                <w:lang w:val="en-US"/>
+              </w:rPr>
+              <w:t>Cloud Firestore</w:t>
             </w:r>
           </w:p>
         </w:tc>
@@ -1875,7 +1859,7 @@
                 <w:vertAlign w:val="baseline"/>
                 <w:lang w:val="en-US"/>
               </w:rPr>
-              <w:t>Serves as the main processing unit for sensor monitoring, Wi-Fi communication, and automated hardware control</w:t>
+              <w:t>Used for storing, synchronizing, and managing real-time sensor and monitoring data</w:t>
             </w:r>
           </w:p>
         </w:tc>
@@ -1950,7 +1934,7 @@
                 <w:vertAlign w:val="baseline"/>
                 <w:lang w:val="en-US"/>
               </w:rPr>
-              <w:t>Cloud Database Platform</w:t>
+              <w:t>Authentication Service</w:t>
             </w:r>
           </w:p>
         </w:tc>
@@ -2001,7 +1985,7 @@
                 <w:vertAlign w:val="baseline"/>
                 <w:lang w:val="en-US"/>
               </w:rPr>
-              <w:t>Cloud Firestore</w:t>
+              <w:t>Firebase Authentication</w:t>
             </w:r>
           </w:p>
         </w:tc>
@@ -2049,7 +2033,7 @@
                 <w:vertAlign w:val="baseline"/>
                 <w:lang w:val="en-US"/>
               </w:rPr>
-              <w:t>Used for storing, synchronizing, and managing real-time sensor and monitoring data</w:t>
+              <w:t>Used for managing user access and account security within the mobile application</w:t>
             </w:r>
           </w:p>
         </w:tc>
@@ -2124,7 +2108,7 @@
                 <w:vertAlign w:val="baseline"/>
                 <w:lang w:val="en-US"/>
               </w:rPr>
-              <w:t>Authentication Service</w:t>
+              <w:t>Version Control System</w:t>
             </w:r>
           </w:p>
         </w:tc>
@@ -2175,7 +2159,7 @@
                 <w:vertAlign w:val="baseline"/>
                 <w:lang w:val="en-US"/>
               </w:rPr>
-              <w:t>Firebase Authentication</w:t>
+              <w:t>Git</w:t>
             </w:r>
           </w:p>
         </w:tc>
@@ -2223,7 +2207,7 @@
                 <w:vertAlign w:val="baseline"/>
                 <w:lang w:val="en-US"/>
               </w:rPr>
-              <w:t>Used for managing user access and account security within the mobile application</w:t>
+              <w:t>Used for tracking code revisions and managing source code changes throughout development</w:t>
             </w:r>
           </w:p>
         </w:tc>
@@ -2298,7 +2282,7 @@
                 <w:vertAlign w:val="baseline"/>
                 <w:lang w:val="en-US"/>
               </w:rPr>
-              <w:t>Version Control System</w:t>
+              <w:t>Collaboration Platform</w:t>
             </w:r>
           </w:p>
         </w:tc>
@@ -2349,7 +2333,7 @@
                 <w:vertAlign w:val="baseline"/>
                 <w:lang w:val="en-US"/>
               </w:rPr>
-              <w:t>Git</w:t>
+              <w:t>GitHub</w:t>
             </w:r>
           </w:p>
         </w:tc>
@@ -2397,7 +2381,7 @@
                 <w:vertAlign w:val="baseline"/>
                 <w:lang w:val="en-US"/>
               </w:rPr>
-              <w:t>Used for tracking code revisions and managing source code changes throughout development</w:t>
+              <w:t>Used for project backup, repository management, and collaborative development</w:t>
             </w:r>
           </w:p>
         </w:tc>
@@ -2462,354 +2446,8 @@
                 <w:lang w:val="en-US"/>
               </w:rPr>
             </w:pPr>
-            <w:r>
-              <w:rPr>
-                <w:rFonts w:hint="default" w:ascii="Arial" w:hAnsi="Arial"/>
-                <w:b w:val="0"/>
-                <w:bCs w:val="0"/>
-                <w:sz w:val="22"/>
-                <w:szCs w:val="22"/>
-                <w:vertAlign w:val="baseline"/>
-                <w:lang w:val="en-US"/>
-              </w:rPr>
-              <w:t>Collaboration Platform</w:t>
-            </w:r>
-          </w:p>
-        </w:tc>
-        <w:tc>
-          <w:tcPr>
-            <w:tcW w:w="2542" w:type="dxa"/>
-            <w:tcBorders>
-              <w:left w:val="single" w:color="000000" w:sz="4" w:space="0"/>
-            </w:tcBorders>
-          </w:tcPr>
-          <w:p>
-            <w:pPr>
-              <w:keepLines w:val="0"/>
-              <w:widowControl/>
-              <w:numPr>
-                <w:ilvl w:val="0"/>
-                <w:numId w:val="0"/>
-              </w:numPr>
-              <w:kinsoku/>
-              <w:wordWrap/>
-              <w:overflowPunct/>
-              <w:topLinePunct w:val="0"/>
-              <w:autoSpaceDE/>
-              <w:autoSpaceDN/>
-              <w:bidi w:val="0"/>
-              <w:adjustRightInd/>
-              <w:snapToGrid/>
-              <w:spacing w:after="181" w:afterLines="50" w:line="240" w:lineRule="auto"/>
-              <w:jc w:val="left"/>
-              <w:textAlignment w:val="auto"/>
-              <w:rPr>
-                <w:rFonts w:hint="default" w:ascii="Arial" w:hAnsi="Arial"/>
-                <w:b w:val="0"/>
-                <w:bCs w:val="0"/>
-                <w:sz w:val="22"/>
-                <w:szCs w:val="22"/>
-                <w:vertAlign w:val="baseline"/>
-                <w:lang w:val="en-US"/>
-              </w:rPr>
-            </w:pPr>
-            <w:r>
-              <w:rPr>
-                <w:rFonts w:hint="default" w:ascii="Arial" w:hAnsi="Arial"/>
-                <w:b w:val="0"/>
-                <w:bCs w:val="0"/>
-                <w:sz w:val="22"/>
-                <w:szCs w:val="22"/>
-                <w:vertAlign w:val="baseline"/>
-                <w:lang w:val="en-US"/>
-              </w:rPr>
-              <w:t>GitHub</w:t>
-            </w:r>
-          </w:p>
-        </w:tc>
-        <w:tc>
-          <w:tcPr>
-            <w:tcW w:w="3458" w:type="dxa"/>
-          </w:tcPr>
-          <w:p>
-            <w:pPr>
-              <w:keepLines w:val="0"/>
-              <w:widowControl/>
-              <w:numPr>
-                <w:ilvl w:val="0"/>
-                <w:numId w:val="0"/>
-              </w:numPr>
-              <w:kinsoku/>
-              <w:wordWrap/>
-              <w:overflowPunct/>
-              <w:topLinePunct w:val="0"/>
-              <w:autoSpaceDE/>
-              <w:autoSpaceDN/>
-              <w:bidi w:val="0"/>
-              <w:adjustRightInd/>
-              <w:snapToGrid/>
-              <w:spacing w:after="181" w:afterLines="50" w:line="240" w:lineRule="auto"/>
-              <w:jc w:val="left"/>
-              <w:textAlignment w:val="auto"/>
-              <w:rPr>
-                <w:rFonts w:hint="default" w:ascii="Arial" w:hAnsi="Arial"/>
-                <w:b w:val="0"/>
-                <w:bCs w:val="0"/>
-                <w:sz w:val="22"/>
-                <w:szCs w:val="22"/>
-                <w:vertAlign w:val="baseline"/>
-                <w:lang w:val="en-US"/>
-              </w:rPr>
-            </w:pPr>
-            <w:r>
-              <w:rPr>
-                <w:rFonts w:hint="default" w:ascii="Arial" w:hAnsi="Arial"/>
-                <w:b w:val="0"/>
-                <w:bCs w:val="0"/>
-                <w:sz w:val="22"/>
-                <w:szCs w:val="22"/>
-                <w:vertAlign w:val="baseline"/>
-                <w:lang w:val="en-US"/>
-              </w:rPr>
-              <w:t>Used for project backup, repository management, and collaborative development</w:t>
-            </w:r>
-          </w:p>
-        </w:tc>
-      </w:tr>
-      <w:tr>
-        <w:tblPrEx>
-          <w:tblBorders>
-            <w:top w:val="single" w:color="auto" w:sz="4" w:space="0"/>
-            <w:left w:val="single" w:color="auto" w:sz="4" w:space="0"/>
-            <w:bottom w:val="single" w:color="auto" w:sz="4" w:space="0"/>
-            <w:right w:val="single" w:color="auto" w:sz="4" w:space="0"/>
-            <w:insideH w:val="single" w:color="auto" w:sz="4" w:space="0"/>
-            <w:insideV w:val="single" w:color="auto" w:sz="4" w:space="0"/>
-          </w:tblBorders>
-          <w:tblCellMar>
-            <w:top w:w="0" w:type="dxa"/>
-            <w:left w:w="108" w:type="dxa"/>
-            <w:bottom w:w="0" w:type="dxa"/>
-            <w:right w:w="108" w:type="dxa"/>
-          </w:tblCellMar>
-        </w:tblPrEx>
-        <w:trPr>
-          <w:cantSplit/>
-        </w:trPr>
-        <w:tc>
-          <w:tcPr>
-            <w:tcW w:w="3000" w:type="dxa"/>
-            <w:tcBorders>
-              <w:top w:val="single" w:color="000000" w:sz="4" w:space="0"/>
-              <w:left w:val="single" w:color="000000" w:sz="4" w:space="0"/>
-              <w:bottom w:val="single" w:color="000000" w:sz="4" w:space="0"/>
-              <w:right w:val="single" w:color="000000" w:sz="4" w:space="0"/>
-            </w:tcBorders>
-          </w:tcPr>
-          <w:p>
-            <w:pPr>
-              <w:keepLines w:val="0"/>
-              <w:widowControl/>
-              <w:numPr>
-                <w:ilvl w:val="0"/>
-                <w:numId w:val="0"/>
-              </w:numPr>
-              <w:kinsoku/>
-              <w:wordWrap/>
-              <w:overflowPunct/>
-              <w:topLinePunct w:val="0"/>
-              <w:autoSpaceDE/>
-              <w:autoSpaceDN/>
-              <w:bidi w:val="0"/>
-              <w:adjustRightInd/>
-              <w:snapToGrid/>
-              <w:spacing w:after="181" w:afterLines="50" w:line="240" w:lineRule="auto"/>
-              <w:jc w:val="left"/>
-              <w:textAlignment w:val="auto"/>
-              <w:rPr>
-                <w:rFonts w:hint="default" w:ascii="Arial" w:hAnsi="Arial"/>
-                <w:b w:val="0"/>
-                <w:bCs w:val="0"/>
-                <w:sz w:val="22"/>
-                <w:szCs w:val="22"/>
-                <w:vertAlign w:val="baseline"/>
-                <w:lang w:val="en-US"/>
-              </w:rPr>
-            </w:pPr>
-            <w:r>
-              <w:rPr>
-                <w:rFonts w:hint="default" w:ascii="Arial" w:hAnsi="Arial"/>
-                <w:b w:val="0"/>
-                <w:bCs w:val="0"/>
-                <w:sz w:val="22"/>
-                <w:szCs w:val="22"/>
-                <w:vertAlign w:val="baseline"/>
-                <w:lang w:val="en-US"/>
-              </w:rPr>
-              <w:t>Prototyping Tools</w:t>
-            </w:r>
-          </w:p>
-        </w:tc>
-        <w:tc>
-          <w:tcPr>
-            <w:tcW w:w="2542" w:type="dxa"/>
-            <w:tcBorders>
-              <w:left w:val="single" w:color="000000" w:sz="4" w:space="0"/>
-            </w:tcBorders>
-          </w:tcPr>
-          <w:p>
-            <w:pPr>
-              <w:keepLines w:val="0"/>
-              <w:widowControl/>
-              <w:numPr>
-                <w:ilvl w:val="0"/>
-                <w:numId w:val="0"/>
-              </w:numPr>
-              <w:kinsoku/>
-              <w:wordWrap/>
-              <w:overflowPunct/>
-              <w:topLinePunct w:val="0"/>
-              <w:autoSpaceDE/>
-              <w:autoSpaceDN/>
-              <w:bidi w:val="0"/>
-              <w:adjustRightInd/>
-              <w:snapToGrid/>
-              <w:spacing w:after="181" w:afterLines="50" w:line="240" w:lineRule="auto"/>
-              <w:jc w:val="left"/>
-              <w:textAlignment w:val="auto"/>
-              <w:rPr>
-                <w:rFonts w:hint="default" w:ascii="Arial" w:hAnsi="Arial"/>
-                <w:b w:val="0"/>
-                <w:bCs w:val="0"/>
-                <w:sz w:val="22"/>
-                <w:szCs w:val="22"/>
-                <w:vertAlign w:val="baseline"/>
-                <w:lang w:val="en-US"/>
-              </w:rPr>
-            </w:pPr>
-            <w:r>
-              <w:rPr>
-                <w:rFonts w:hint="default" w:ascii="Arial" w:hAnsi="Arial"/>
-                <w:b w:val="0"/>
-                <w:bCs w:val="0"/>
-                <w:sz w:val="22"/>
-                <w:szCs w:val="22"/>
-                <w:vertAlign w:val="baseline"/>
-                <w:lang w:val="en-US"/>
-              </w:rPr>
-              <w:t>Breadboards and Jumper Wires</w:t>
-            </w:r>
-          </w:p>
-        </w:tc>
-        <w:tc>
-          <w:tcPr>
-            <w:tcW w:w="3458" w:type="dxa"/>
-          </w:tcPr>
-          <w:p>
-            <w:pPr>
-              <w:keepLines w:val="0"/>
-              <w:widowControl/>
-              <w:numPr>
-                <w:ilvl w:val="0"/>
-                <w:numId w:val="0"/>
-              </w:numPr>
-              <w:kinsoku/>
-              <w:wordWrap/>
-              <w:overflowPunct/>
-              <w:topLinePunct w:val="0"/>
-              <w:autoSpaceDE/>
-              <w:autoSpaceDN/>
-              <w:bidi w:val="0"/>
-              <w:adjustRightInd/>
-              <w:snapToGrid/>
-              <w:spacing w:after="181" w:afterLines="50" w:line="240" w:lineRule="auto"/>
-              <w:jc w:val="left"/>
-              <w:textAlignment w:val="auto"/>
-              <w:rPr>
-                <w:rFonts w:hint="default" w:ascii="Arial" w:hAnsi="Arial"/>
-                <w:b w:val="0"/>
-                <w:bCs w:val="0"/>
-                <w:sz w:val="22"/>
-                <w:szCs w:val="22"/>
-                <w:vertAlign w:val="baseline"/>
-                <w:lang w:val="en-US"/>
-              </w:rPr>
-            </w:pPr>
-            <w:r>
-              <w:rPr>
-                <w:rFonts w:hint="default" w:ascii="Arial" w:hAnsi="Arial"/>
-                <w:b w:val="0"/>
-                <w:bCs w:val="0"/>
-                <w:sz w:val="22"/>
-                <w:szCs w:val="22"/>
-                <w:vertAlign w:val="baseline"/>
-                <w:lang w:val="en-US"/>
-              </w:rPr>
-              <w:t>Used for temporary circuit assembly and hardware testing during prototyping</w:t>
-            </w:r>
-          </w:p>
-        </w:tc>
-      </w:tr>
-      <w:tr>
-        <w:tblPrEx>
-          <w:tblBorders>
-            <w:top w:val="single" w:color="auto" w:sz="4" w:space="0"/>
-            <w:left w:val="single" w:color="auto" w:sz="4" w:space="0"/>
-            <w:bottom w:val="single" w:color="auto" w:sz="4" w:space="0"/>
-            <w:right w:val="single" w:color="auto" w:sz="4" w:space="0"/>
-            <w:insideH w:val="single" w:color="auto" w:sz="4" w:space="0"/>
-            <w:insideV w:val="single" w:color="auto" w:sz="4" w:space="0"/>
-          </w:tblBorders>
-          <w:tblCellMar>
-            <w:top w:w="0" w:type="dxa"/>
-            <w:left w:w="108" w:type="dxa"/>
-            <w:bottom w:w="0" w:type="dxa"/>
-            <w:right w:w="108" w:type="dxa"/>
-          </w:tblCellMar>
-        </w:tblPrEx>
-        <w:trPr>
-          <w:cantSplit/>
-        </w:trPr>
-        <w:tc>
-          <w:tcPr>
-            <w:tcW w:w="3000" w:type="dxa"/>
-            <w:tcBorders>
-              <w:top w:val="single" w:color="000000" w:sz="4" w:space="0"/>
-              <w:left w:val="single" w:color="000000" w:sz="4" w:space="0"/>
-              <w:bottom w:val="single" w:color="000000" w:sz="4" w:space="0"/>
-              <w:right w:val="single" w:color="000000" w:sz="4" w:space="0"/>
-            </w:tcBorders>
-          </w:tcPr>
-          <w:p>
-            <w:pPr>
-              <w:keepLines w:val="0"/>
-              <w:widowControl/>
-              <w:numPr>
-                <w:ilvl w:val="0"/>
-                <w:numId w:val="0"/>
-              </w:numPr>
-              <w:kinsoku/>
-              <w:wordWrap/>
-              <w:overflowPunct/>
-              <w:topLinePunct w:val="0"/>
-              <w:autoSpaceDE/>
-              <w:autoSpaceDN/>
-              <w:bidi w:val="0"/>
-              <w:adjustRightInd/>
-              <w:snapToGrid/>
-              <w:spacing w:after="181" w:afterLines="50" w:line="240" w:lineRule="auto"/>
-              <w:jc w:val="left"/>
-              <w:textAlignment w:val="auto"/>
-              <w:rPr>
-                <w:rFonts w:hint="default" w:ascii="Arial" w:hAnsi="Arial"/>
-                <w:b w:val="0"/>
-                <w:bCs w:val="0"/>
-                <w:sz w:val="22"/>
-                <w:szCs w:val="22"/>
-                <w:vertAlign w:val="baseline"/>
-                <w:lang w:val="en-US"/>
-              </w:rPr>
-            </w:pPr>
+            <w:bookmarkStart w:id="0" w:name="_GoBack"/>
+            <w:bookmarkEnd w:id="0"/>
             <w:r>
               <w:rPr>
                 <w:sz w:val="22"/>
@@ -3897,8 +3535,6 @@
           <w:lang w:val="en-US"/>
         </w:rPr>
       </w:pPr>
-      <w:bookmarkStart w:id="0" w:name="_GoBack"/>
-      <w:bookmarkEnd w:id="0"/>
     </w:p>
     <w:p>
       <w:pPr>
@@ -3945,7 +3581,7 @@
           <w:szCs w:val="22"/>
           <w:lang w:val="en-US"/>
         </w:rPr>
-        <w:t>Table 3.32 presents the development tools and technologies intended to be used in the design, development, and implementation of the proposed CrayCare system. The listed tools support the different stages of system development, including hardware configuration, mobile application creation, database integration, interface design, testing, and project management.</w:t>
+        <w:t>Table 3.32 presents the development tools and technologies used in the design, development, and implementation of the CrayCare system. The listed tools support the different stages of system development, including hardware configuration, mobile application creation, database integration, interface design, testing, machine-learning analysis, deployment, and project management.</w:t>
       </w:r>
     </w:p>
     <w:p>
@@ -3993,7 +3629,7 @@
           <w:szCs w:val="22"/>
           <w:lang w:val="en-US"/>
         </w:rPr>
-        <w:t>The selection of these tools was based on suitability for the requirements of the proposed system and the ability to support the integration of hardware and software components. These tools will serve as the working environment for the researchers in developing and preparing the proposed system for implementation.</w:t>
+        <w:t>The selection of these tools is based on their suitability for the system requirements and their ability to support the integration of hardware and software components. These tools are used by the researchers to develop, test, deploy, and document the CrayCare system.</w:t>
       </w:r>
     </w:p>
     <w:sectPr>
@@ -5079,7 +4715,7 @@
     <w:lsdException w:qFormat="1" w:unhideWhenUsed="0" w:uiPriority="0" w:semiHidden="0" w:name="Title"/>
     <w:lsdException w:unhideWhenUsed="0" w:uiPriority="0" w:semiHidden="0" w:name="Closing"/>
     <w:lsdException w:unhideWhenUsed="0" w:uiPriority="0" w:semiHidden="0" w:name="Signature"/>
-    <w:lsdException w:unhideWhenUsed="0" w:uiPriority="0" w:name="Default Paragraph Font"/>
+    <w:lsdException w:qFormat="1" w:unhideWhenUsed="0" w:uiPriority="0" w:name="Default Paragraph Font"/>
     <w:lsdException w:unhideWhenUsed="0" w:uiPriority="0" w:semiHidden="0" w:name="Body Text"/>
     <w:lsdException w:unhideWhenUsed="0" w:uiPriority="0" w:semiHidden="0" w:name="Body Text Indent"/>
     <w:lsdException w:unhideWhenUsed="0" w:uiPriority="0" w:semiHidden="0" w:name="List Continue"/>
@@ -5339,6 +4975,7 @@
   <w:style w:type="character" w:default="1" w:styleId="5">
     <w:name w:val="Default Paragraph Font"/>
     <w:semiHidden/>
+    <w:qFormat/>
     <w:uiPriority w:val="0"/>
   </w:style>
   <w:style w:type="table" w:default="1" w:styleId="6">
@@ -5495,6 +5132,7 @@
     <w:name w:val="Heading 2 Char"/>
     <w:basedOn w:val="5"/>
     <w:link w:val="3"/>
+    <w:qFormat/>
     <w:uiPriority w:val="9"/>
     <w:rPr>
       <w:rFonts w:asciiTheme="majorHAnsi" w:hAnsiTheme="majorHAnsi" w:eastAsiaTheme="majorEastAsia" w:cstheme="majorBidi"/>
@@ -5530,6 +5168,7 @@
   <w:style w:type="table" w:customStyle="1" w:styleId="20">
     <w:name w:val="_Style 10"/>
     <w:basedOn w:val="21"/>
+    <w:qFormat/>
     <w:uiPriority w:val="0"/>
   </w:style>
   <w:style w:type="table" w:customStyle="1" w:styleId="21">

--- a/docs/Deliverables/Development Tools.docx
+++ b/docs/Deliverables/Development Tools.docx
@@ -857,7 +857,7 @@
                 <w:sz w:val="22"/>
                 <w:szCs w:val="22"/>
               </w:rPr>
-              <w:t>Supports sensor-history processing and offline model training; the deployed Python Cloud Function loads the trained Isolation Forest model to analyze recent Firestore sensor history.</w:t>
+              <w:t>Supports sensor-history processing and offline model training; the WQAD Cloud Function code loads the saved Isolation Forest artifact for scheduled analysis of recent Firestore sensor history.</w:t>
             </w:r>
           </w:p>
         </w:tc>
@@ -3019,7 +3019,7 @@
                 <w:sz w:val="22"/>
                 <w:szCs w:val="22"/>
               </w:rPr>
-              <w:t>Runs scheduled water-quality anomaly analysis and backend functions for sensor routing, notifications, and feeding schedule validation.</w:t>
+              <w:t>Provides code for scheduled water-quality anomaly analysis and backend functions for sensor routing, notifications, and feeding schedule validation.</w:t>
             </w:r>
           </w:p>
         </w:tc>
